--- a/Tables output/model_eff_paw_OR.docx
+++ b/Tables output/model_eff_paw_OR.docx
@@ -340,7 +340,7 @@
                 <w:szCs w:val="22"/>
                 <w:color w:val="000000"/>
               </w:rPr>
-              <w:t xml:space="preserve">0.24</w:t>
+              <w:t xml:space="preserve">0.27</w:t>
             </w:r>
           </w:p>
         </w:tc>
@@ -393,7 +393,7 @@
                 <w:szCs w:val="22"/>
                 <w:color w:val="000000"/>
               </w:rPr>
-              <w:t xml:space="preserve">0.05</w:t>
+              <w:t xml:space="preserve">0.06</w:t>
             </w:r>
           </w:p>
         </w:tc>
@@ -446,7 +446,7 @@
                 <w:szCs w:val="22"/>
                 <w:color w:val="000000"/>
               </w:rPr>
-              <w:t xml:space="preserve">1.11</w:t>
+              <w:t xml:space="preserve">1.21</w:t>
             </w:r>
           </w:p>
         </w:tc>
@@ -558,7 +558,7 @@
                 <w:szCs w:val="22"/>
                 <w:color w:val="000000"/>
               </w:rPr>
-              <w:t xml:space="preserve">1.51</w:t>
+              <w:t xml:space="preserve">1.65</w:t>
             </w:r>
           </w:p>
         </w:tc>
@@ -611,7 +611,7 @@
                 <w:szCs w:val="22"/>
                 <w:color w:val="000000"/>
               </w:rPr>
-              <w:t xml:space="preserve">0.46</w:t>
+              <w:t xml:space="preserve">0.52</w:t>
             </w:r>
           </w:p>
         </w:tc>
@@ -664,7 +664,7 @@
                 <w:szCs w:val="22"/>
                 <w:color w:val="000000"/>
               </w:rPr>
-              <w:t xml:space="preserve">4.74</w:t>
+              <w:t xml:space="preserve">5.44</w:t>
             </w:r>
           </w:p>
         </w:tc>
@@ -776,7 +776,7 @@
                 <w:szCs w:val="22"/>
                 <w:color w:val="000000"/>
               </w:rPr>
-              <w:t xml:space="preserve">0.45</w:t>
+              <w:t xml:space="preserve">0.46</w:t>
             </w:r>
           </w:p>
         </w:tc>
@@ -829,7 +829,7 @@
                 <w:szCs w:val="22"/>
                 <w:color w:val="000000"/>
               </w:rPr>
-              <w:t xml:space="preserve">0.34</w:t>
+              <w:t xml:space="preserve">0.35</w:t>
             </w:r>
           </w:p>
         </w:tc>
@@ -882,7 +882,7 @@
                 <w:szCs w:val="22"/>
                 <w:color w:val="000000"/>
               </w:rPr>
-              <w:t xml:space="preserve">0.60</w:t>
+              <w:t xml:space="preserve">0.62</w:t>
             </w:r>
           </w:p>
         </w:tc>
@@ -994,7 +994,7 @@
                 <w:szCs w:val="22"/>
                 <w:color w:val="000000"/>
               </w:rPr>
-              <w:t xml:space="preserve">0.48</w:t>
+              <w:t xml:space="preserve">0.51</w:t>
             </w:r>
           </w:p>
         </w:tc>
@@ -1047,7 +1047,7 @@
                 <w:szCs w:val="22"/>
                 <w:color w:val="000000"/>
               </w:rPr>
-              <w:t xml:space="preserve">0.17</w:t>
+              <w:t xml:space="preserve">0.18</w:t>
             </w:r>
           </w:p>
         </w:tc>
@@ -1100,7 +1100,7 @@
                 <w:szCs w:val="22"/>
                 <w:color w:val="000000"/>
               </w:rPr>
-              <w:t xml:space="preserve">1.49</w:t>
+              <w:t xml:space="preserve">1.53</w:t>
             </w:r>
           </w:p>
         </w:tc>
@@ -1212,7 +1212,7 @@
                 <w:szCs w:val="22"/>
                 <w:color w:val="000000"/>
               </w:rPr>
-              <w:t xml:space="preserve">0.29</w:t>
+              <w:t xml:space="preserve">0.25</w:t>
             </w:r>
           </w:p>
         </w:tc>
@@ -1318,7 +1318,7 @@
                 <w:szCs w:val="22"/>
                 <w:color w:val="000000"/>
               </w:rPr>
-              <w:t xml:space="preserve">4.35</w:t>
+              <w:t xml:space="preserve">3.48</w:t>
             </w:r>
           </w:p>
         </w:tc>
@@ -1430,7 +1430,7 @@
                 <w:szCs w:val="22"/>
                 <w:color w:val="000000"/>
               </w:rPr>
-              <w:t xml:space="preserve">2.85</w:t>
+              <w:t xml:space="preserve">2.58</w:t>
             </w:r>
           </w:p>
         </w:tc>
@@ -1483,7 +1483,7 @@
                 <w:szCs w:val="22"/>
                 <w:color w:val="000000"/>
               </w:rPr>
-              <w:t xml:space="preserve">0.36</w:t>
+              <w:t xml:space="preserve">0.34</w:t>
             </w:r>
           </w:p>
         </w:tc>
@@ -1536,7 +1536,7 @@
                 <w:szCs w:val="22"/>
                 <w:color w:val="000000"/>
               </w:rPr>
-              <w:t xml:space="preserve">24.01</w:t>
+              <w:t xml:space="preserve">20.08</w:t>
             </w:r>
           </w:p>
         </w:tc>
@@ -1648,7 +1648,7 @@
                 <w:szCs w:val="22"/>
                 <w:color w:val="000000"/>
               </w:rPr>
-              <w:t xml:space="preserve">1.19</w:t>
+              <w:t xml:space="preserve">1.11</w:t>
             </w:r>
           </w:p>
         </w:tc>
@@ -1701,7 +1701,7 @@
                 <w:szCs w:val="22"/>
                 <w:color w:val="000000"/>
               </w:rPr>
-              <w:t xml:space="preserve">0.25</w:t>
+              <w:t xml:space="preserve">0.23</w:t>
             </w:r>
           </w:p>
         </w:tc>
@@ -1754,14 +1754,14 @@
                 <w:szCs w:val="22"/>
                 <w:color w:val="000000"/>
               </w:rPr>
-              <w:t xml:space="preserve">5.56</w:t>
+              <w:t xml:space="preserve">4.90</w:t>
             </w:r>
           </w:p>
         </w:tc>
       </w:tr>
       <w:tr>
         <w:trPr>
-          <w:trHeight w:val="617" w:hRule="auto"/>
+          <w:trHeight w:val="615" w:hRule="auto"/>
         </w:trPr>
         body 8
         <w:tc>
@@ -1813,7 +1813,7 @@
                 <w:szCs w:val="22"/>
                 <w:color w:val="000000"/>
               </w:rPr>
-              <w:t xml:space="preserve">Cumulative solves (log) × Boldness [contra]</w:t>
+              <w:t xml:space="preserve">Conspecific presence [contra]</w:t>
             </w:r>
           </w:p>
         </w:tc>
@@ -1866,7 +1866,7 @@
                 <w:szCs w:val="22"/>
                 <w:color w:val="000000"/>
               </w:rPr>
-              <w:t xml:space="preserve">1.63</w:t>
+              <w:t xml:space="preserve">0.46</w:t>
             </w:r>
           </w:p>
         </w:tc>
@@ -1919,7 +1919,7 @@
                 <w:szCs w:val="22"/>
                 <w:color w:val="000000"/>
               </w:rPr>
-              <w:t xml:space="preserve">1.23</w:t>
+              <w:t xml:space="preserve">0.26</w:t>
             </w:r>
           </w:p>
         </w:tc>
@@ -1972,7 +1972,7 @@
                 <w:szCs w:val="22"/>
                 <w:color w:val="000000"/>
               </w:rPr>
-              <w:t xml:space="preserve">2.20</w:t>
+              <w:t xml:space="preserve">0.79</w:t>
             </w:r>
           </w:p>
         </w:tc>
@@ -2031,6 +2031,224 @@
                 <w:szCs w:val="22"/>
                 <w:color w:val="000000"/>
               </w:rPr>
+              <w:t xml:space="preserve">Cumulative solves (log) × Boldness [contra]</w:t>
+            </w:r>
+          </w:p>
+        </w:tc>
+        <w:tc>
+          <w:tcPr>
+            <w:tcBorders>
+              <w:bottom w:val="none" w:sz="0" w:space="0" w:color="000000"/>
+              <w:top w:val="none" w:sz="0" w:space="0" w:color="000000"/>
+              <w:left w:val="none" w:sz="0" w:space="0" w:color="000000"/>
+              <w:right w:val="none" w:sz="0" w:space="0" w:color="000000"/>
+            </w:tcBorders>
+            <w:shd w:val="clear" w:color="auto" w:fill="FFFFFF"/>
+            <w:tcMar>
+              <w:top w:w="0" w:type="dxa"/>
+              <w:bottom w:w="0" w:type="dxa"/>
+              <w:left w:w="0" w:type="dxa"/>
+              <w:right w:w="0" w:type="dxa"/>
+            </w:tcMar>
+            <w:vAlign w:val="center"/>
+          </w:tcPr>
+          <w:p>
+            <w:pPr>
+              <w:pStyle w:val="Normal"/>
+              <w:jc w:val="right"/>
+              <w:pBdr>
+                <w:bottom w:val="none" w:sz="0" w:space="0" w:color="000000"/>
+                <w:top w:val="none" w:sz="0" w:space="0" w:color="000000"/>
+                <w:left w:val="none" w:sz="0" w:space="0" w:color="000000"/>
+                <w:right w:val="none" w:sz="0" w:space="0" w:color="000000"/>
+              </w:pBdr>
+              <w:spacing w:after="100" w:before="100" w:line="240"/>
+              <w:ind w:left="100" w:right="100" w:firstLine="0" w:firstLineChars="0"/>
+              <w:rPr>
+                <w:rFonts w:ascii="Arial" w:hAnsi="Arial" w:eastAsia="Arial" w:cs="Arial"/>
+                <w:i w:val="false"/>
+                <w:b w:val="false"/>
+                <w:u w:val="none"/>
+                <w:sz w:val="22"/>
+                <w:szCs w:val="22"/>
+                <w:color w:val="000000"/>
+              </w:rPr>
+            </w:pPr>
+            <w:r>
+              <w:rPr>
+                <w:rFonts w:ascii="Arial" w:hAnsi="Arial" w:eastAsia="Arial" w:cs="Arial"/>
+                <w:i w:val="false"/>
+                <w:b w:val="false"/>
+                <w:u w:val="none"/>
+                <w:sz w:val="22"/>
+                <w:szCs w:val="22"/>
+                <w:color w:val="000000"/>
+              </w:rPr>
+              <w:t xml:space="preserve">1.71</w:t>
+            </w:r>
+          </w:p>
+        </w:tc>
+        <w:tc>
+          <w:tcPr>
+            <w:tcBorders>
+              <w:bottom w:val="none" w:sz="0" w:space="0" w:color="000000"/>
+              <w:top w:val="none" w:sz="0" w:space="0" w:color="000000"/>
+              <w:left w:val="none" w:sz="0" w:space="0" w:color="000000"/>
+              <w:right w:val="none" w:sz="0" w:space="0" w:color="000000"/>
+            </w:tcBorders>
+            <w:shd w:val="clear" w:color="auto" w:fill="FFFFFF"/>
+            <w:tcMar>
+              <w:top w:w="0" w:type="dxa"/>
+              <w:bottom w:w="0" w:type="dxa"/>
+              <w:left w:w="0" w:type="dxa"/>
+              <w:right w:w="0" w:type="dxa"/>
+            </w:tcMar>
+            <w:vAlign w:val="center"/>
+          </w:tcPr>
+          <w:p>
+            <w:pPr>
+              <w:pStyle w:val="Normal"/>
+              <w:jc w:val="right"/>
+              <w:pBdr>
+                <w:bottom w:val="none" w:sz="0" w:space="0" w:color="000000"/>
+                <w:top w:val="none" w:sz="0" w:space="0" w:color="000000"/>
+                <w:left w:val="none" w:sz="0" w:space="0" w:color="000000"/>
+                <w:right w:val="none" w:sz="0" w:space="0" w:color="000000"/>
+              </w:pBdr>
+              <w:spacing w:after="100" w:before="100" w:line="240"/>
+              <w:ind w:left="100" w:right="100" w:firstLine="0" w:firstLineChars="0"/>
+              <w:rPr>
+                <w:rFonts w:ascii="Arial" w:hAnsi="Arial" w:eastAsia="Arial" w:cs="Arial"/>
+                <w:i w:val="false"/>
+                <w:b w:val="false"/>
+                <w:u w:val="none"/>
+                <w:sz w:val="22"/>
+                <w:szCs w:val="22"/>
+                <w:color w:val="000000"/>
+              </w:rPr>
+            </w:pPr>
+            <w:r>
+              <w:rPr>
+                <w:rFonts w:ascii="Arial" w:hAnsi="Arial" w:eastAsia="Arial" w:cs="Arial"/>
+                <w:i w:val="false"/>
+                <w:b w:val="false"/>
+                <w:u w:val="none"/>
+                <w:sz w:val="22"/>
+                <w:szCs w:val="22"/>
+                <w:color w:val="000000"/>
+              </w:rPr>
+              <w:t xml:space="preserve">1.28</w:t>
+            </w:r>
+          </w:p>
+        </w:tc>
+        <w:tc>
+          <w:tcPr>
+            <w:tcBorders>
+              <w:bottom w:val="none" w:sz="0" w:space="0" w:color="000000"/>
+              <w:top w:val="none" w:sz="0" w:space="0" w:color="000000"/>
+              <w:left w:val="none" w:sz="0" w:space="0" w:color="000000"/>
+              <w:right w:val="none" w:sz="0" w:space="0" w:color="000000"/>
+            </w:tcBorders>
+            <w:shd w:val="clear" w:color="auto" w:fill="FFFFFF"/>
+            <w:tcMar>
+              <w:top w:w="0" w:type="dxa"/>
+              <w:bottom w:w="0" w:type="dxa"/>
+              <w:left w:w="0" w:type="dxa"/>
+              <w:right w:w="0" w:type="dxa"/>
+            </w:tcMar>
+            <w:vAlign w:val="center"/>
+          </w:tcPr>
+          <w:p>
+            <w:pPr>
+              <w:pStyle w:val="Normal"/>
+              <w:jc w:val="right"/>
+              <w:pBdr>
+                <w:bottom w:val="none" w:sz="0" w:space="0" w:color="000000"/>
+                <w:top w:val="none" w:sz="0" w:space="0" w:color="000000"/>
+                <w:left w:val="none" w:sz="0" w:space="0" w:color="000000"/>
+                <w:right w:val="none" w:sz="0" w:space="0" w:color="000000"/>
+              </w:pBdr>
+              <w:spacing w:after="100" w:before="100" w:line="240"/>
+              <w:ind w:left="100" w:right="100" w:firstLine="0" w:firstLineChars="0"/>
+              <w:rPr>
+                <w:rFonts w:ascii="Arial" w:hAnsi="Arial" w:eastAsia="Arial" w:cs="Arial"/>
+                <w:i w:val="false"/>
+                <w:b w:val="false"/>
+                <w:u w:val="none"/>
+                <w:sz w:val="22"/>
+                <w:szCs w:val="22"/>
+                <w:color w:val="000000"/>
+              </w:rPr>
+            </w:pPr>
+            <w:r>
+              <w:rPr>
+                <w:rFonts w:ascii="Arial" w:hAnsi="Arial" w:eastAsia="Arial" w:cs="Arial"/>
+                <w:i w:val="false"/>
+                <w:b w:val="false"/>
+                <w:u w:val="none"/>
+                <w:sz w:val="22"/>
+                <w:szCs w:val="22"/>
+                <w:color w:val="000000"/>
+              </w:rPr>
+              <w:t xml:space="preserve">2.31</w:t>
+            </w:r>
+          </w:p>
+        </w:tc>
+      </w:tr>
+      <w:tr>
+        <w:trPr>
+          <w:trHeight w:val="617" w:hRule="auto"/>
+        </w:trPr>
+        body10
+        <w:tc>
+          <w:tcPr>
+            <w:tcBorders>
+              <w:bottom w:val="none" w:sz="0" w:space="0" w:color="000000"/>
+              <w:top w:val="none" w:sz="0" w:space="0" w:color="000000"/>
+              <w:left w:val="none" w:sz="0" w:space="0" w:color="000000"/>
+              <w:right w:val="none" w:sz="0" w:space="0" w:color="000000"/>
+            </w:tcBorders>
+            <w:shd w:val="clear" w:color="auto" w:fill="FFFFFF"/>
+            <w:tcMar>
+              <w:top w:w="0" w:type="dxa"/>
+              <w:bottom w:w="0" w:type="dxa"/>
+              <w:left w:w="0" w:type="dxa"/>
+              <w:right w:w="0" w:type="dxa"/>
+            </w:tcMar>
+            <w:vAlign w:val="center"/>
+          </w:tcPr>
+          <w:p>
+            <w:pPr>
+              <w:pStyle w:val="Normal"/>
+              <w:jc w:val="left"/>
+              <w:pBdr>
+                <w:bottom w:val="none" w:sz="0" w:space="0" w:color="000000"/>
+                <w:top w:val="none" w:sz="0" w:space="0" w:color="000000"/>
+                <w:left w:val="none" w:sz="0" w:space="0" w:color="000000"/>
+                <w:right w:val="none" w:sz="0" w:space="0" w:color="000000"/>
+              </w:pBdr>
+              <w:spacing w:after="100" w:before="100" w:line="240"/>
+              <w:ind w:left="100" w:right="100" w:firstLine="0" w:firstLineChars="0"/>
+              <w:rPr>
+                <w:rFonts w:ascii="Arial" w:hAnsi="Arial" w:eastAsia="Arial" w:cs="Arial"/>
+                <w:i w:val="false"/>
+                <w:b w:val="false"/>
+                <w:u w:val="none"/>
+                <w:sz w:val="22"/>
+                <w:szCs w:val="22"/>
+                <w:color w:val="000000"/>
+              </w:rPr>
+            </w:pPr>
+            <w:r>
+              <w:rPr>
+                <w:rFonts w:ascii="Arial" w:hAnsi="Arial" w:eastAsia="Arial" w:cs="Arial"/>
+                <w:i w:val="false"/>
+                <w:b w:val="false"/>
+                <w:u w:val="none"/>
+                <w:sz w:val="22"/>
+                <w:szCs w:val="22"/>
+                <w:color w:val="000000"/>
+              </w:rPr>
               <w:t xml:space="preserve">Cumulative solves (log) [ipsi]</w:t>
             </w:r>
           </w:p>
@@ -2084,7 +2302,7 @@
                 <w:szCs w:val="22"/>
                 <w:color w:val="000000"/>
               </w:rPr>
-              <w:t xml:space="preserve">0.44</w:t>
+              <w:t xml:space="preserve">0.45</w:t>
             </w:r>
           </w:p>
         </w:tc>
@@ -2137,7 +2355,7 @@
                 <w:szCs w:val="22"/>
                 <w:color w:val="000000"/>
               </w:rPr>
-              <w:t xml:space="preserve">0.34</w:t>
+              <w:t xml:space="preserve">0.35</w:t>
             </w:r>
           </w:p>
         </w:tc>
@@ -2190,7 +2408,7 @@
                 <w:szCs w:val="22"/>
                 <w:color w:val="000000"/>
               </w:rPr>
-              <w:t xml:space="preserve">0.56</w:t>
+              <w:t xml:space="preserve">0.57</w:t>
             </w:r>
           </w:p>
         </w:tc>
@@ -2199,7 +2417,7 @@
         <w:trPr>
           <w:trHeight w:val="612" w:hRule="auto"/>
         </w:trPr>
-        body10
+        body11
         <w:tc>
           <w:tcPr>
             <w:tcBorders>
@@ -2302,7 +2520,7 @@
                 <w:szCs w:val="22"/>
                 <w:color w:val="000000"/>
               </w:rPr>
-              <w:t xml:space="preserve">0.50</w:t>
+              <w:t xml:space="preserve">0.52</w:t>
             </w:r>
           </w:p>
         </w:tc>
@@ -2355,7 +2573,7 @@
                 <w:szCs w:val="22"/>
                 <w:color w:val="000000"/>
               </w:rPr>
-              <w:t xml:space="preserve">0.22</w:t>
+              <w:t xml:space="preserve">0.23</w:t>
             </w:r>
           </w:p>
         </w:tc>
@@ -2408,225 +2626,7 @@
                 <w:szCs w:val="22"/>
                 <w:color w:val="000000"/>
               </w:rPr>
-              <w:t xml:space="preserve">1.14</w:t>
-            </w:r>
-          </w:p>
-        </w:tc>
-      </w:tr>
-      <w:tr>
-        <w:trPr>
-          <w:trHeight w:val="617" w:hRule="auto"/>
-        </w:trPr>
-        body11
-        <w:tc>
-          <w:tcPr>
-            <w:tcBorders>
-              <w:bottom w:val="none" w:sz="0" w:space="0" w:color="000000"/>
-              <w:top w:val="none" w:sz="0" w:space="0" w:color="000000"/>
-              <w:left w:val="none" w:sz="0" w:space="0" w:color="000000"/>
-              <w:right w:val="none" w:sz="0" w:space="0" w:color="000000"/>
-            </w:tcBorders>
-            <w:shd w:val="clear" w:color="auto" w:fill="FFFFFF"/>
-            <w:tcMar>
-              <w:top w:w="0" w:type="dxa"/>
-              <w:bottom w:w="0" w:type="dxa"/>
-              <w:left w:w="0" w:type="dxa"/>
-              <w:right w:w="0" w:type="dxa"/>
-            </w:tcMar>
-            <w:vAlign w:val="center"/>
-          </w:tcPr>
-          <w:p>
-            <w:pPr>
-              <w:pStyle w:val="Normal"/>
-              <w:jc w:val="left"/>
-              <w:pBdr>
-                <w:bottom w:val="none" w:sz="0" w:space="0" w:color="000000"/>
-                <w:top w:val="none" w:sz="0" w:space="0" w:color="000000"/>
-                <w:left w:val="none" w:sz="0" w:space="0" w:color="000000"/>
-                <w:right w:val="none" w:sz="0" w:space="0" w:color="000000"/>
-              </w:pBdr>
-              <w:spacing w:after="100" w:before="100" w:line="240"/>
-              <w:ind w:left="100" w:right="100" w:firstLine="0" w:firstLineChars="0"/>
-              <w:rPr>
-                <w:rFonts w:ascii="Arial" w:hAnsi="Arial" w:eastAsia="Arial" w:cs="Arial"/>
-                <w:i w:val="false"/>
-                <w:b w:val="false"/>
-                <w:u w:val="none"/>
-                <w:sz w:val="22"/>
-                <w:szCs w:val="22"/>
-                <w:color w:val="000000"/>
-              </w:rPr>
-            </w:pPr>
-            <w:r>
-              <w:rPr>
-                <w:rFonts w:ascii="Arial" w:hAnsi="Arial" w:eastAsia="Arial" w:cs="Arial"/>
-                <w:i w:val="false"/>
-                <w:b w:val="false"/>
-                <w:u w:val="none"/>
-                <w:sz w:val="22"/>
-                <w:szCs w:val="22"/>
-                <w:color w:val="000000"/>
-              </w:rPr>
-              <w:t xml:space="preserve">Age (J:A) [ipsi]</w:t>
-            </w:r>
-          </w:p>
-        </w:tc>
-        <w:tc>
-          <w:tcPr>
-            <w:tcBorders>
-              <w:bottom w:val="none" w:sz="0" w:space="0" w:color="000000"/>
-              <w:top w:val="none" w:sz="0" w:space="0" w:color="000000"/>
-              <w:left w:val="none" w:sz="0" w:space="0" w:color="000000"/>
-              <w:right w:val="none" w:sz="0" w:space="0" w:color="000000"/>
-            </w:tcBorders>
-            <w:shd w:val="clear" w:color="auto" w:fill="FFFFFF"/>
-            <w:tcMar>
-              <w:top w:w="0" w:type="dxa"/>
-              <w:bottom w:w="0" w:type="dxa"/>
-              <w:left w:w="0" w:type="dxa"/>
-              <w:right w:w="0" w:type="dxa"/>
-            </w:tcMar>
-            <w:vAlign w:val="center"/>
-          </w:tcPr>
-          <w:p>
-            <w:pPr>
-              <w:pStyle w:val="Normal"/>
-              <w:jc w:val="right"/>
-              <w:pBdr>
-                <w:bottom w:val="none" w:sz="0" w:space="0" w:color="000000"/>
-                <w:top w:val="none" w:sz="0" w:space="0" w:color="000000"/>
-                <w:left w:val="none" w:sz="0" w:space="0" w:color="000000"/>
-                <w:right w:val="none" w:sz="0" w:space="0" w:color="000000"/>
-              </w:pBdr>
-              <w:spacing w:after="100" w:before="100" w:line="240"/>
-              <w:ind w:left="100" w:right="100" w:firstLine="0" w:firstLineChars="0"/>
-              <w:rPr>
-                <w:rFonts w:ascii="Arial" w:hAnsi="Arial" w:eastAsia="Arial" w:cs="Arial"/>
-                <w:i w:val="false"/>
-                <w:b w:val="false"/>
-                <w:u w:val="none"/>
-                <w:sz w:val="22"/>
-                <w:szCs w:val="22"/>
-                <w:color w:val="000000"/>
-              </w:rPr>
-            </w:pPr>
-            <w:r>
-              <w:rPr>
-                <w:rFonts w:ascii="Arial" w:hAnsi="Arial" w:eastAsia="Arial" w:cs="Arial"/>
-                <w:i w:val="false"/>
-                <w:b w:val="false"/>
-                <w:u w:val="none"/>
-                <w:sz w:val="22"/>
-                <w:szCs w:val="22"/>
-                <w:color w:val="000000"/>
-              </w:rPr>
-              <w:t xml:space="preserve">0.18</w:t>
-            </w:r>
-          </w:p>
-        </w:tc>
-        <w:tc>
-          <w:tcPr>
-            <w:tcBorders>
-              <w:bottom w:val="none" w:sz="0" w:space="0" w:color="000000"/>
-              <w:top w:val="none" w:sz="0" w:space="0" w:color="000000"/>
-              <w:left w:val="none" w:sz="0" w:space="0" w:color="000000"/>
-              <w:right w:val="none" w:sz="0" w:space="0" w:color="000000"/>
-            </w:tcBorders>
-            <w:shd w:val="clear" w:color="auto" w:fill="FFFFFF"/>
-            <w:tcMar>
-              <w:top w:w="0" w:type="dxa"/>
-              <w:bottom w:w="0" w:type="dxa"/>
-              <w:left w:w="0" w:type="dxa"/>
-              <w:right w:w="0" w:type="dxa"/>
-            </w:tcMar>
-            <w:vAlign w:val="center"/>
-          </w:tcPr>
-          <w:p>
-            <w:pPr>
-              <w:pStyle w:val="Normal"/>
-              <w:jc w:val="right"/>
-              <w:pBdr>
-                <w:bottom w:val="none" w:sz="0" w:space="0" w:color="000000"/>
-                <w:top w:val="none" w:sz="0" w:space="0" w:color="000000"/>
-                <w:left w:val="none" w:sz="0" w:space="0" w:color="000000"/>
-                <w:right w:val="none" w:sz="0" w:space="0" w:color="000000"/>
-              </w:pBdr>
-              <w:spacing w:after="100" w:before="100" w:line="240"/>
-              <w:ind w:left="100" w:right="100" w:firstLine="0" w:firstLineChars="0"/>
-              <w:rPr>
-                <w:rFonts w:ascii="Arial" w:hAnsi="Arial" w:eastAsia="Arial" w:cs="Arial"/>
-                <w:i w:val="false"/>
-                <w:b w:val="false"/>
-                <w:u w:val="none"/>
-                <w:sz w:val="22"/>
-                <w:szCs w:val="22"/>
-                <w:color w:val="000000"/>
-              </w:rPr>
-            </w:pPr>
-            <w:r>
-              <w:rPr>
-                <w:rFonts w:ascii="Arial" w:hAnsi="Arial" w:eastAsia="Arial" w:cs="Arial"/>
-                <w:i w:val="false"/>
-                <w:b w:val="false"/>
-                <w:u w:val="none"/>
-                <w:sz w:val="22"/>
-                <w:szCs w:val="22"/>
-                <w:color w:val="000000"/>
-              </w:rPr>
-              <w:t xml:space="preserve">0.02</w:t>
-            </w:r>
-          </w:p>
-        </w:tc>
-        <w:tc>
-          <w:tcPr>
-            <w:tcBorders>
-              <w:bottom w:val="none" w:sz="0" w:space="0" w:color="000000"/>
-              <w:top w:val="none" w:sz="0" w:space="0" w:color="000000"/>
-              <w:left w:val="none" w:sz="0" w:space="0" w:color="000000"/>
-              <w:right w:val="none" w:sz="0" w:space="0" w:color="000000"/>
-            </w:tcBorders>
-            <w:shd w:val="clear" w:color="auto" w:fill="FFFFFF"/>
-            <w:tcMar>
-              <w:top w:w="0" w:type="dxa"/>
-              <w:bottom w:w="0" w:type="dxa"/>
-              <w:left w:w="0" w:type="dxa"/>
-              <w:right w:w="0" w:type="dxa"/>
-            </w:tcMar>
-            <w:vAlign w:val="center"/>
-          </w:tcPr>
-          <w:p>
-            <w:pPr>
-              <w:pStyle w:val="Normal"/>
-              <w:jc w:val="right"/>
-              <w:pBdr>
-                <w:bottom w:val="none" w:sz="0" w:space="0" w:color="000000"/>
-                <w:top w:val="none" w:sz="0" w:space="0" w:color="000000"/>
-                <w:left w:val="none" w:sz="0" w:space="0" w:color="000000"/>
-                <w:right w:val="none" w:sz="0" w:space="0" w:color="000000"/>
-              </w:pBdr>
-              <w:spacing w:after="100" w:before="100" w:line="240"/>
-              <w:ind w:left="100" w:right="100" w:firstLine="0" w:firstLineChars="0"/>
-              <w:rPr>
-                <w:rFonts w:ascii="Arial" w:hAnsi="Arial" w:eastAsia="Arial" w:cs="Arial"/>
-                <w:i w:val="false"/>
-                <w:b w:val="false"/>
-                <w:u w:val="none"/>
-                <w:sz w:val="22"/>
-                <w:szCs w:val="22"/>
-                <w:color w:val="000000"/>
-              </w:rPr>
-            </w:pPr>
-            <w:r>
-              <w:rPr>
-                <w:rFonts w:ascii="Arial" w:hAnsi="Arial" w:eastAsia="Arial" w:cs="Arial"/>
-                <w:i w:val="false"/>
-                <w:b w:val="false"/>
-                <w:u w:val="none"/>
-                <w:sz w:val="22"/>
-                <w:szCs w:val="22"/>
-                <w:color w:val="000000"/>
-              </w:rPr>
-              <w:t xml:space="preserve">1.54</w:t>
+              <w:t xml:space="preserve">1.18</w:t>
             </w:r>
           </w:p>
         </w:tc>
@@ -2685,7 +2685,7 @@
                 <w:szCs w:val="22"/>
                 <w:color w:val="000000"/>
               </w:rPr>
-              <w:t xml:space="preserve">Sex (M:F) [ipsi]</w:t>
+              <w:t xml:space="preserve">Age (J:A) [ipsi]</w:t>
             </w:r>
           </w:p>
         </w:tc>
@@ -2738,7 +2738,7 @@
                 <w:szCs w:val="22"/>
                 <w:color w:val="000000"/>
               </w:rPr>
-              <w:t xml:space="preserve">1.40</w:t>
+              <w:t xml:space="preserve">0.17</w:t>
             </w:r>
           </w:p>
         </w:tc>
@@ -2791,7 +2791,7 @@
                 <w:szCs w:val="22"/>
                 <w:color w:val="000000"/>
               </w:rPr>
-              <w:t xml:space="preserve">0.30</w:t>
+              <w:t xml:space="preserve">0.02</w:t>
             </w:r>
           </w:p>
         </w:tc>
@@ -2844,7 +2844,7 @@
                 <w:szCs w:val="22"/>
                 <w:color w:val="000000"/>
               </w:rPr>
-              <w:t xml:space="preserve">6.89</w:t>
+              <w:t xml:space="preserve">1.26</w:t>
             </w:r>
           </w:p>
         </w:tc>
@@ -2903,7 +2903,7 @@
                 <w:szCs w:val="22"/>
                 <w:color w:val="000000"/>
               </w:rPr>
-              <w:t xml:space="preserve"># training solves (log) [ipsi]</w:t>
+              <w:t xml:space="preserve">Sex (M:F) [ipsi]</w:t>
             </w:r>
           </w:p>
         </w:tc>
@@ -2956,7 +2956,7 @@
                 <w:szCs w:val="22"/>
                 <w:color w:val="000000"/>
               </w:rPr>
-              <w:t xml:space="preserve">0.90</w:t>
+              <w:t xml:space="preserve">1.32</w:t>
             </w:r>
           </w:p>
         </w:tc>
@@ -3009,7 +3009,7 @@
                 <w:szCs w:val="22"/>
                 <w:color w:val="000000"/>
               </w:rPr>
-              <w:t xml:space="preserve">0.28</w:t>
+              <w:t xml:space="preserve">0.27</w:t>
             </w:r>
           </w:p>
         </w:tc>
@@ -3062,7 +3062,7 @@
                 <w:szCs w:val="22"/>
                 <w:color w:val="000000"/>
               </w:rPr>
-              <w:t xml:space="preserve">3.04</w:t>
+              <w:t xml:space="preserve">6.31</w:t>
             </w:r>
           </w:p>
         </w:tc>
@@ -3075,6 +3075,442 @@
         <w:tc>
           <w:tcPr>
             <w:tcBorders>
+              <w:bottom w:val="none" w:sz="0" w:space="0" w:color="000000"/>
+              <w:top w:val="none" w:sz="0" w:space="0" w:color="000000"/>
+              <w:left w:val="none" w:sz="0" w:space="0" w:color="000000"/>
+              <w:right w:val="none" w:sz="0" w:space="0" w:color="000000"/>
+            </w:tcBorders>
+            <w:shd w:val="clear" w:color="auto" w:fill="FFFFFF"/>
+            <w:tcMar>
+              <w:top w:w="0" w:type="dxa"/>
+              <w:bottom w:w="0" w:type="dxa"/>
+              <w:left w:w="0" w:type="dxa"/>
+              <w:right w:w="0" w:type="dxa"/>
+            </w:tcMar>
+            <w:vAlign w:val="center"/>
+          </w:tcPr>
+          <w:p>
+            <w:pPr>
+              <w:pStyle w:val="Normal"/>
+              <w:jc w:val="left"/>
+              <w:pBdr>
+                <w:bottom w:val="none" w:sz="0" w:space="0" w:color="000000"/>
+                <w:top w:val="none" w:sz="0" w:space="0" w:color="000000"/>
+                <w:left w:val="none" w:sz="0" w:space="0" w:color="000000"/>
+                <w:right w:val="none" w:sz="0" w:space="0" w:color="000000"/>
+              </w:pBdr>
+              <w:spacing w:after="100" w:before="100" w:line="240"/>
+              <w:ind w:left="100" w:right="100" w:firstLine="0" w:firstLineChars="0"/>
+              <w:rPr>
+                <w:rFonts w:ascii="Arial" w:hAnsi="Arial" w:eastAsia="Arial" w:cs="Arial"/>
+                <w:i w:val="false"/>
+                <w:b w:val="false"/>
+                <w:u w:val="none"/>
+                <w:sz w:val="22"/>
+                <w:szCs w:val="22"/>
+                <w:color w:val="000000"/>
+              </w:rPr>
+            </w:pPr>
+            <w:r>
+              <w:rPr>
+                <w:rFonts w:ascii="Arial" w:hAnsi="Arial" w:eastAsia="Arial" w:cs="Arial"/>
+                <w:i w:val="false"/>
+                <w:b w:val="false"/>
+                <w:u w:val="none"/>
+                <w:sz w:val="22"/>
+                <w:szCs w:val="22"/>
+                <w:color w:val="000000"/>
+              </w:rPr>
+              <w:t xml:space="preserve"># training solves (log) [ipsi]</w:t>
+            </w:r>
+          </w:p>
+        </w:tc>
+        <w:tc>
+          <w:tcPr>
+            <w:tcBorders>
+              <w:bottom w:val="none" w:sz="0" w:space="0" w:color="000000"/>
+              <w:top w:val="none" w:sz="0" w:space="0" w:color="000000"/>
+              <w:left w:val="none" w:sz="0" w:space="0" w:color="000000"/>
+              <w:right w:val="none" w:sz="0" w:space="0" w:color="000000"/>
+            </w:tcBorders>
+            <w:shd w:val="clear" w:color="auto" w:fill="FFFFFF"/>
+            <w:tcMar>
+              <w:top w:w="0" w:type="dxa"/>
+              <w:bottom w:w="0" w:type="dxa"/>
+              <w:left w:w="0" w:type="dxa"/>
+              <w:right w:w="0" w:type="dxa"/>
+            </w:tcMar>
+            <w:vAlign w:val="center"/>
+          </w:tcPr>
+          <w:p>
+            <w:pPr>
+              <w:pStyle w:val="Normal"/>
+              <w:jc w:val="right"/>
+              <w:pBdr>
+                <w:bottom w:val="none" w:sz="0" w:space="0" w:color="000000"/>
+                <w:top w:val="none" w:sz="0" w:space="0" w:color="000000"/>
+                <w:left w:val="none" w:sz="0" w:space="0" w:color="000000"/>
+                <w:right w:val="none" w:sz="0" w:space="0" w:color="000000"/>
+              </w:pBdr>
+              <w:spacing w:after="100" w:before="100" w:line="240"/>
+              <w:ind w:left="100" w:right="100" w:firstLine="0" w:firstLineChars="0"/>
+              <w:rPr>
+                <w:rFonts w:ascii="Arial" w:hAnsi="Arial" w:eastAsia="Arial" w:cs="Arial"/>
+                <w:i w:val="false"/>
+                <w:b w:val="false"/>
+                <w:u w:val="none"/>
+                <w:sz w:val="22"/>
+                <w:szCs w:val="22"/>
+                <w:color w:val="000000"/>
+              </w:rPr>
+            </w:pPr>
+            <w:r>
+              <w:rPr>
+                <w:rFonts w:ascii="Arial" w:hAnsi="Arial" w:eastAsia="Arial" w:cs="Arial"/>
+                <w:i w:val="false"/>
+                <w:b w:val="false"/>
+                <w:u w:val="none"/>
+                <w:sz w:val="22"/>
+                <w:szCs w:val="22"/>
+                <w:color w:val="000000"/>
+              </w:rPr>
+              <w:t xml:space="preserve">0.88</w:t>
+            </w:r>
+          </w:p>
+        </w:tc>
+        <w:tc>
+          <w:tcPr>
+            <w:tcBorders>
+              <w:bottom w:val="none" w:sz="0" w:space="0" w:color="000000"/>
+              <w:top w:val="none" w:sz="0" w:space="0" w:color="000000"/>
+              <w:left w:val="none" w:sz="0" w:space="0" w:color="000000"/>
+              <w:right w:val="none" w:sz="0" w:space="0" w:color="000000"/>
+            </w:tcBorders>
+            <w:shd w:val="clear" w:color="auto" w:fill="FFFFFF"/>
+            <w:tcMar>
+              <w:top w:w="0" w:type="dxa"/>
+              <w:bottom w:w="0" w:type="dxa"/>
+              <w:left w:w="0" w:type="dxa"/>
+              <w:right w:w="0" w:type="dxa"/>
+            </w:tcMar>
+            <w:vAlign w:val="center"/>
+          </w:tcPr>
+          <w:p>
+            <w:pPr>
+              <w:pStyle w:val="Normal"/>
+              <w:jc w:val="right"/>
+              <w:pBdr>
+                <w:bottom w:val="none" w:sz="0" w:space="0" w:color="000000"/>
+                <w:top w:val="none" w:sz="0" w:space="0" w:color="000000"/>
+                <w:left w:val="none" w:sz="0" w:space="0" w:color="000000"/>
+                <w:right w:val="none" w:sz="0" w:space="0" w:color="000000"/>
+              </w:pBdr>
+              <w:spacing w:after="100" w:before="100" w:line="240"/>
+              <w:ind w:left="100" w:right="100" w:firstLine="0" w:firstLineChars="0"/>
+              <w:rPr>
+                <w:rFonts w:ascii="Arial" w:hAnsi="Arial" w:eastAsia="Arial" w:cs="Arial"/>
+                <w:i w:val="false"/>
+                <w:b w:val="false"/>
+                <w:u w:val="none"/>
+                <w:sz w:val="22"/>
+                <w:szCs w:val="22"/>
+                <w:color w:val="000000"/>
+              </w:rPr>
+            </w:pPr>
+            <w:r>
+              <w:rPr>
+                <w:rFonts w:ascii="Arial" w:hAnsi="Arial" w:eastAsia="Arial" w:cs="Arial"/>
+                <w:i w:val="false"/>
+                <w:b w:val="false"/>
+                <w:u w:val="none"/>
+                <w:sz w:val="22"/>
+                <w:szCs w:val="22"/>
+                <w:color w:val="000000"/>
+              </w:rPr>
+              <w:t xml:space="preserve">0.28</w:t>
+            </w:r>
+          </w:p>
+        </w:tc>
+        <w:tc>
+          <w:tcPr>
+            <w:tcBorders>
+              <w:bottom w:val="none" w:sz="0" w:space="0" w:color="000000"/>
+              <w:top w:val="none" w:sz="0" w:space="0" w:color="000000"/>
+              <w:left w:val="none" w:sz="0" w:space="0" w:color="000000"/>
+              <w:right w:val="none" w:sz="0" w:space="0" w:color="000000"/>
+            </w:tcBorders>
+            <w:shd w:val="clear" w:color="auto" w:fill="FFFFFF"/>
+            <w:tcMar>
+              <w:top w:w="0" w:type="dxa"/>
+              <w:bottom w:w="0" w:type="dxa"/>
+              <w:left w:w="0" w:type="dxa"/>
+              <w:right w:w="0" w:type="dxa"/>
+            </w:tcMar>
+            <w:vAlign w:val="center"/>
+          </w:tcPr>
+          <w:p>
+            <w:pPr>
+              <w:pStyle w:val="Normal"/>
+              <w:jc w:val="right"/>
+              <w:pBdr>
+                <w:bottom w:val="none" w:sz="0" w:space="0" w:color="000000"/>
+                <w:top w:val="none" w:sz="0" w:space="0" w:color="000000"/>
+                <w:left w:val="none" w:sz="0" w:space="0" w:color="000000"/>
+                <w:right w:val="none" w:sz="0" w:space="0" w:color="000000"/>
+              </w:pBdr>
+              <w:spacing w:after="100" w:before="100" w:line="240"/>
+              <w:ind w:left="100" w:right="100" w:firstLine="0" w:firstLineChars="0"/>
+              <w:rPr>
+                <w:rFonts w:ascii="Arial" w:hAnsi="Arial" w:eastAsia="Arial" w:cs="Arial"/>
+                <w:i w:val="false"/>
+                <w:b w:val="false"/>
+                <w:u w:val="none"/>
+                <w:sz w:val="22"/>
+                <w:szCs w:val="22"/>
+                <w:color w:val="000000"/>
+              </w:rPr>
+            </w:pPr>
+            <w:r>
+              <w:rPr>
+                <w:rFonts w:ascii="Arial" w:hAnsi="Arial" w:eastAsia="Arial" w:cs="Arial"/>
+                <w:i w:val="false"/>
+                <w:b w:val="false"/>
+                <w:u w:val="none"/>
+                <w:sz w:val="22"/>
+                <w:szCs w:val="22"/>
+                <w:color w:val="000000"/>
+              </w:rPr>
+              <w:t xml:space="preserve">2.80</w:t>
+            </w:r>
+          </w:p>
+        </w:tc>
+      </w:tr>
+      <w:tr>
+        <w:trPr>
+          <w:trHeight w:val="615" w:hRule="auto"/>
+        </w:trPr>
+        body15
+        <w:tc>
+          <w:tcPr>
+            <w:tcBorders>
+              <w:bottom w:val="none" w:sz="0" w:space="0" w:color="000000"/>
+              <w:top w:val="none" w:sz="0" w:space="0" w:color="000000"/>
+              <w:left w:val="none" w:sz="0" w:space="0" w:color="000000"/>
+              <w:right w:val="none" w:sz="0" w:space="0" w:color="000000"/>
+            </w:tcBorders>
+            <w:shd w:val="clear" w:color="auto" w:fill="FFFFFF"/>
+            <w:tcMar>
+              <w:top w:w="0" w:type="dxa"/>
+              <w:bottom w:w="0" w:type="dxa"/>
+              <w:left w:w="0" w:type="dxa"/>
+              <w:right w:w="0" w:type="dxa"/>
+            </w:tcMar>
+            <w:vAlign w:val="center"/>
+          </w:tcPr>
+          <w:p>
+            <w:pPr>
+              <w:pStyle w:val="Normal"/>
+              <w:jc w:val="left"/>
+              <w:pBdr>
+                <w:bottom w:val="none" w:sz="0" w:space="0" w:color="000000"/>
+                <w:top w:val="none" w:sz="0" w:space="0" w:color="000000"/>
+                <w:left w:val="none" w:sz="0" w:space="0" w:color="000000"/>
+                <w:right w:val="none" w:sz="0" w:space="0" w:color="000000"/>
+              </w:pBdr>
+              <w:spacing w:after="100" w:before="100" w:line="240"/>
+              <w:ind w:left="100" w:right="100" w:firstLine="0" w:firstLineChars="0"/>
+              <w:rPr>
+                <w:rFonts w:ascii="Arial" w:hAnsi="Arial" w:eastAsia="Arial" w:cs="Arial"/>
+                <w:i w:val="false"/>
+                <w:b w:val="false"/>
+                <w:u w:val="none"/>
+                <w:sz w:val="22"/>
+                <w:szCs w:val="22"/>
+                <w:color w:val="000000"/>
+              </w:rPr>
+            </w:pPr>
+            <w:r>
+              <w:rPr>
+                <w:rFonts w:ascii="Arial" w:hAnsi="Arial" w:eastAsia="Arial" w:cs="Arial"/>
+                <w:i w:val="false"/>
+                <w:b w:val="false"/>
+                <w:u w:val="none"/>
+                <w:sz w:val="22"/>
+                <w:szCs w:val="22"/>
+                <w:color w:val="000000"/>
+              </w:rPr>
+              <w:t xml:space="preserve">Conspecific presence [ipsi]</w:t>
+            </w:r>
+          </w:p>
+        </w:tc>
+        <w:tc>
+          <w:tcPr>
+            <w:tcBorders>
+              <w:bottom w:val="none" w:sz="0" w:space="0" w:color="000000"/>
+              <w:top w:val="none" w:sz="0" w:space="0" w:color="000000"/>
+              <w:left w:val="none" w:sz="0" w:space="0" w:color="000000"/>
+              <w:right w:val="none" w:sz="0" w:space="0" w:color="000000"/>
+            </w:tcBorders>
+            <w:shd w:val="clear" w:color="auto" w:fill="FFFFFF"/>
+            <w:tcMar>
+              <w:top w:w="0" w:type="dxa"/>
+              <w:bottom w:w="0" w:type="dxa"/>
+              <w:left w:w="0" w:type="dxa"/>
+              <w:right w:w="0" w:type="dxa"/>
+            </w:tcMar>
+            <w:vAlign w:val="center"/>
+          </w:tcPr>
+          <w:p>
+            <w:pPr>
+              <w:pStyle w:val="Normal"/>
+              <w:jc w:val="right"/>
+              <w:pBdr>
+                <w:bottom w:val="none" w:sz="0" w:space="0" w:color="000000"/>
+                <w:top w:val="none" w:sz="0" w:space="0" w:color="000000"/>
+                <w:left w:val="none" w:sz="0" w:space="0" w:color="000000"/>
+                <w:right w:val="none" w:sz="0" w:space="0" w:color="000000"/>
+              </w:pBdr>
+              <w:spacing w:after="100" w:before="100" w:line="240"/>
+              <w:ind w:left="100" w:right="100" w:firstLine="0" w:firstLineChars="0"/>
+              <w:rPr>
+                <w:rFonts w:ascii="Arial" w:hAnsi="Arial" w:eastAsia="Arial" w:cs="Arial"/>
+                <w:i w:val="false"/>
+                <w:b w:val="false"/>
+                <w:u w:val="none"/>
+                <w:sz w:val="22"/>
+                <w:szCs w:val="22"/>
+                <w:color w:val="000000"/>
+              </w:rPr>
+            </w:pPr>
+            <w:r>
+              <w:rPr>
+                <w:rFonts w:ascii="Arial" w:hAnsi="Arial" w:eastAsia="Arial" w:cs="Arial"/>
+                <w:i w:val="false"/>
+                <w:b w:val="false"/>
+                <w:u w:val="none"/>
+                <w:sz w:val="22"/>
+                <w:szCs w:val="22"/>
+                <w:color w:val="000000"/>
+              </w:rPr>
+              <w:t xml:space="preserve">0.67</w:t>
+            </w:r>
+          </w:p>
+        </w:tc>
+        <w:tc>
+          <w:tcPr>
+            <w:tcBorders>
+              <w:bottom w:val="none" w:sz="0" w:space="0" w:color="000000"/>
+              <w:top w:val="none" w:sz="0" w:space="0" w:color="000000"/>
+              <w:left w:val="none" w:sz="0" w:space="0" w:color="000000"/>
+              <w:right w:val="none" w:sz="0" w:space="0" w:color="000000"/>
+            </w:tcBorders>
+            <w:shd w:val="clear" w:color="auto" w:fill="FFFFFF"/>
+            <w:tcMar>
+              <w:top w:w="0" w:type="dxa"/>
+              <w:bottom w:w="0" w:type="dxa"/>
+              <w:left w:w="0" w:type="dxa"/>
+              <w:right w:w="0" w:type="dxa"/>
+            </w:tcMar>
+            <w:vAlign w:val="center"/>
+          </w:tcPr>
+          <w:p>
+            <w:pPr>
+              <w:pStyle w:val="Normal"/>
+              <w:jc w:val="right"/>
+              <w:pBdr>
+                <w:bottom w:val="none" w:sz="0" w:space="0" w:color="000000"/>
+                <w:top w:val="none" w:sz="0" w:space="0" w:color="000000"/>
+                <w:left w:val="none" w:sz="0" w:space="0" w:color="000000"/>
+                <w:right w:val="none" w:sz="0" w:space="0" w:color="000000"/>
+              </w:pBdr>
+              <w:spacing w:after="100" w:before="100" w:line="240"/>
+              <w:ind w:left="100" w:right="100" w:firstLine="0" w:firstLineChars="0"/>
+              <w:rPr>
+                <w:rFonts w:ascii="Arial" w:hAnsi="Arial" w:eastAsia="Arial" w:cs="Arial"/>
+                <w:i w:val="false"/>
+                <w:b w:val="false"/>
+                <w:u w:val="none"/>
+                <w:sz w:val="22"/>
+                <w:szCs w:val="22"/>
+                <w:color w:val="000000"/>
+              </w:rPr>
+            </w:pPr>
+            <w:r>
+              <w:rPr>
+                <w:rFonts w:ascii="Arial" w:hAnsi="Arial" w:eastAsia="Arial" w:cs="Arial"/>
+                <w:i w:val="false"/>
+                <w:b w:val="false"/>
+                <w:u w:val="none"/>
+                <w:sz w:val="22"/>
+                <w:szCs w:val="22"/>
+                <w:color w:val="000000"/>
+              </w:rPr>
+              <w:t xml:space="preserve">0.48</w:t>
+            </w:r>
+          </w:p>
+        </w:tc>
+        <w:tc>
+          <w:tcPr>
+            <w:tcBorders>
+              <w:bottom w:val="none" w:sz="0" w:space="0" w:color="000000"/>
+              <w:top w:val="none" w:sz="0" w:space="0" w:color="000000"/>
+              <w:left w:val="none" w:sz="0" w:space="0" w:color="000000"/>
+              <w:right w:val="none" w:sz="0" w:space="0" w:color="000000"/>
+            </w:tcBorders>
+            <w:shd w:val="clear" w:color="auto" w:fill="FFFFFF"/>
+            <w:tcMar>
+              <w:top w:w="0" w:type="dxa"/>
+              <w:bottom w:w="0" w:type="dxa"/>
+              <w:left w:w="0" w:type="dxa"/>
+              <w:right w:w="0" w:type="dxa"/>
+            </w:tcMar>
+            <w:vAlign w:val="center"/>
+          </w:tcPr>
+          <w:p>
+            <w:pPr>
+              <w:pStyle w:val="Normal"/>
+              <w:jc w:val="right"/>
+              <w:pBdr>
+                <w:bottom w:val="none" w:sz="0" w:space="0" w:color="000000"/>
+                <w:top w:val="none" w:sz="0" w:space="0" w:color="000000"/>
+                <w:left w:val="none" w:sz="0" w:space="0" w:color="000000"/>
+                <w:right w:val="none" w:sz="0" w:space="0" w:color="000000"/>
+              </w:pBdr>
+              <w:spacing w:after="100" w:before="100" w:line="240"/>
+              <w:ind w:left="100" w:right="100" w:firstLine="0" w:firstLineChars="0"/>
+              <w:rPr>
+                <w:rFonts w:ascii="Arial" w:hAnsi="Arial" w:eastAsia="Arial" w:cs="Arial"/>
+                <w:i w:val="false"/>
+                <w:b w:val="false"/>
+                <w:u w:val="none"/>
+                <w:sz w:val="22"/>
+                <w:szCs w:val="22"/>
+                <w:color w:val="000000"/>
+              </w:rPr>
+            </w:pPr>
+            <w:r>
+              <w:rPr>
+                <w:rFonts w:ascii="Arial" w:hAnsi="Arial" w:eastAsia="Arial" w:cs="Arial"/>
+                <w:i w:val="false"/>
+                <w:b w:val="false"/>
+                <w:u w:val="none"/>
+                <w:sz w:val="22"/>
+                <w:szCs w:val="22"/>
+                <w:color w:val="000000"/>
+              </w:rPr>
+              <w:t xml:space="preserve">0.93</w:t>
+            </w:r>
+          </w:p>
+        </w:tc>
+      </w:tr>
+      <w:tr>
+        <w:trPr>
+          <w:trHeight w:val="617" w:hRule="auto"/>
+        </w:trPr>
+        body16
+        <w:tc>
+          <w:tcPr>
+            <w:tcBorders>
               <w:bottom w:val="single" w:sz="12" w:space="0" w:color="666666"/>
               <w:top w:val="none" w:sz="0" w:space="0" w:color="000000"/>
               <w:left w:val="none" w:sz="0" w:space="0" w:color="000000"/>
@@ -3174,7 +3610,7 @@
                 <w:szCs w:val="22"/>
                 <w:color w:val="000000"/>
               </w:rPr>
-              <w:t xml:space="preserve">1.12</w:t>
+              <w:t xml:space="preserve">1.15</w:t>
             </w:r>
           </w:p>
         </w:tc>
@@ -3227,7 +3663,7 @@
                 <w:szCs w:val="22"/>
                 <w:color w:val="000000"/>
               </w:rPr>
-              <w:t xml:space="preserve">0.90</w:t>
+              <w:t xml:space="preserve">0.92</w:t>
             </w:r>
           </w:p>
         </w:tc>
@@ -3280,7 +3716,7 @@
                 <w:szCs w:val="22"/>
                 <w:color w:val="000000"/>
               </w:rPr>
-              <w:t xml:space="preserve">1.40</w:t>
+              <w:t xml:space="preserve">1.44</w:t>
             </w:r>
           </w:p>
         </w:tc>
